--- a/Fase 2/Evidencias Proyecto/Evidencias de documentación/Evidencia_4_Daily_Impedimentos_Review_Retrospective_LogiSLA.docx
+++ b/Fase 2/Evidencias Proyecto/Evidencias de documentación/Evidencia_4_Daily_Impedimentos_Review_Retrospective_LogiSLA.docx
@@ -612,7 +612,7 @@
                 <w:sz w:val="18"/>
                 <w:szCs w:val="18"/>
               </w:rPr>
-              <w:t>Semana 10 completada: Sprints 1 a 3 cerrados (ingesta, motor de auditoría y dashboard). El módulo de IA, la migración a PostgreSQL, el CI/CD y las pruebas E2E se desarrollan entre las semanas 13 y 15. Proyecto final completo el martes 17 de noviembre; defensa el martes 1 de diciembre</w:t>
+              <w:t xml:space="preserve">Semana 12, cierre de la Fase 2: Sprints 1 a 3 cerrados (ingesta, motor de auditoría y dashboard). Gráficos, módulo de IA, PostgreSQL con Alembic y Docker en el Sprint 4 (28 de octubre al 9 de noviembre, semanas 12 y 13); CI/CD, pruebas E2E y despliegue en GCP en el Sprint 5 (10 al 16 de noviembre, semana 14). Proyecto terminado y funcionando sin errores el martes 17 de noviembre (semana 15); defensa el martes 1 de diciembre.</w:t>
             </w:r>
           </w:p>
         </w:tc>
@@ -1023,21 +1023,6 @@
         <w:t>Registro de Daily Meetings (muestra del Sprint 3)</w:t>
       </w:r>
     </w:p>
-    <w:p>
-      <w:pPr>
-        <w:spacing w:before="60" w:after="120"/>
-      </w:pPr>
-      <w:r>
-        <w:rPr>
-          <w:i/>
-          <w:iCs/>
-          <w:color w:val="595959"/>
-          <w:sz w:val="19"/>
-          <w:szCs w:val="19"/>
-        </w:rPr>
-        <w:t>Ajustar el contenido a lo que efectivamente se conversó en cada reunión.</w:t>
-      </w:r>
-    </w:p>
     <w:tbl>
       <w:tblPr>
         <w:tblW w:w="9500" w:type="dxa"/>
@@ -2515,7 +2500,7 @@
                 <w:sz w:val="18"/>
                 <w:szCs w:val="18"/>
               </w:rPr>
-              <w:t>Sobrecompromiso del Sprint 3: se planificaron 37 puntos (dashboard, gráficos e IA) y la capacidad real fue de 20</w:t>
+              <w:t xml:space="preserve">Sobrecompromiso del Sprint 3: se planificaron 36 puntos (dashboard, gráficos e IA) y la capacidad real fue de 20</w:t>
             </w:r>
           </w:p>
         </w:tc>
@@ -2545,7 +2530,7 @@
                 <w:sz w:val="18"/>
                 <w:szCs w:val="18"/>
               </w:rPr>
-              <w:t>Se cerró el sprint con el dashboard y la tabla de guías; gráficos e IA pasan al Sprint 4, y la migración a PostgreSQL, CI/CD y pruebas E2E se concentran entre las semanas 13 y 15</w:t>
+              <w:t xml:space="preserve">Se cerró el sprint con el dashboard y la tabla de guías; gráficos e IA pasan al Sprint 4, y la migración a PostgreSQL, CI/CD y pruebas E2E se concentran entre el 28 de octubre y el 16 de noviembre</w:t>
             </w:r>
           </w:p>
         </w:tc>
@@ -2640,7 +2625,7 @@
                 <w:sz w:val="18"/>
                 <w:szCs w:val="18"/>
               </w:rPr>
-              <w:t>Clase del martes 13 de octubre suspendida por lluvia intensa, justo al cierre del Sprint 3</w:t>
+              <w:t xml:space="preserve">Clase del martes 13 de octubre suspendida por un temporal de lluvia y viento, justo al cierre del Sprint 3; la clase del 20 de octubre fue en línea y se dedicó a las instrucciones para la presentación de la Fase 2</w:t>
             </w:r>
           </w:p>
         </w:tc>
@@ -2670,7 +2655,7 @@
                 <w:sz w:val="18"/>
                 <w:szCs w:val="18"/>
               </w:rPr>
-              <w:t>La Review con el docente se traslada a la semana 12 (27 de octubre); el calendario de las semanas siguientes se reordena</w:t>
+              <w:t xml:space="preserve">La Review con el docente se traslada a la semana 12 (27 de octubre); las semanas 11 y 12 se destinan al cierre de la Fase 2 y la IA y la migración a PostgreSQL pasan al Sprint 4 (28 de octubre al 9 de noviembre)</w:t>
             </w:r>
           </w:p>
         </w:tc>
@@ -2920,7 +2905,7 @@
                 <w:sz w:val="18"/>
                 <w:szCs w:val="18"/>
               </w:rPr>
-              <w:t>Preparar Dockerfile y GitHub Actions en el Sprint 4, antes de configurar Cloud Run; capa gratuita; clave en Secret Manager; demo local como respaldo</w:t>
+              <w:t xml:space="preserve">Preparar el Dockerfile en el Sprint 4 y GitHub Actions al inicio del Sprint 5, antes de configurar Cloud Run; capa gratuita; clave en Secret Manager; demo local como respaldo</w:t>
             </w:r>
           </w:p>
         </w:tc>
@@ -3015,7 +3000,7 @@
                 <w:sz w:val="18"/>
                 <w:szCs w:val="18"/>
               </w:rPr>
-              <w:t>Plazo corto: proyecto completo el 17 de noviembre y defensa el 1 de diciembre</w:t>
+              <w:t xml:space="preserve">Plazo corto: el proyecto debe estar terminado y funcionando sin errores el 17 de noviembre (semana 15); defensa el 1 de diciembre</w:t>
             </w:r>
           </w:p>
         </w:tc>
@@ -3394,7 +3379,7 @@
                 <w:sz w:val="18"/>
                 <w:szCs w:val="18"/>
               </w:rPr>
-              <w:t>Martes 27 de octubre de 2026 (semana 12), normalización de la clase más la presentación de la Fase 2 del proyecto tras la suspensión del 13 de octubre · Sebastián Acuña, José Salvatierra, Docente guía del Capstone Félix Cifuentes</w:t>
+              <w:t xml:space="preserve">Martes 27 de octubre de 2026 (semana 12), en la recuperación de la clase suspendida el 13 de octubre y junto con la presentación de la Fase 2 · Sebastián Acuña, José Salvatierra y el docente guía del Capstone, Félix Cifuentes</w:t>
             </w:r>
           </w:p>
         </w:tc>
@@ -3668,11 +3653,12 @@
             </w:pPr>
             <w:r>
               <w:rPr>
-                <w:color w:val="1F2937"/>
-                <w:sz w:val="18"/>
-                <w:szCs w:val="18"/>
-              </w:rPr>
-              <w:t>Feedback positivo; avance validado y luz verde para despliegue en GCP.</w:t>
+                <w:highlight w:val="yellow"/>
+                <w:color w:val="1F2937"/>
+                <w:sz w:val="18"/>
+                <w:szCs w:val="18"/>
+              </w:rPr>
+              <w:t xml:space="preserve">POR COMPLETAR después de la presentación del 27 de octubre con la retroalimentación real del docente.</w:t>
             </w:r>
           </w:p>
         </w:tc>
@@ -3737,7 +3723,7 @@
                 <w:sz w:val="18"/>
                 <w:szCs w:val="18"/>
               </w:rPr>
-              <w:t>Sprint 4 (semanas 13 y 14): módulo de IA con plantilla de respaldo, gráficos, PostgreSQL con Alembic, Docker y pruebas del frontend. Sprint 5 (semana 15): CI/CD, pruebas E2E con Playwright, despliegue en Cloud Run, informe final y video</w:t>
+              <w:t xml:space="preserve">Sprint 4 (28 de octubre al 9 de noviembre): módulo de IA con plantilla de respaldo, gráficos, PostgreSQL con Alembic, Docker y pruebas del frontend. Sprint 5 (10 al 16 de noviembre): CI/CD, pruebas E2E con Playwright, despliegue en Cloud Run, informe final y video. Entrega del proyecto terminado: 17 de noviembre</w:t>
             </w:r>
           </w:p>
         </w:tc>
@@ -4063,7 +4049,7 @@
                 <w:sz w:val="18"/>
                 <w:szCs w:val="18"/>
               </w:rPr>
-              <w:t>Planificar con la capacidad real del equipo: se comprometieron 37 puntos y se completaron 20</w:t>
+              <w:t xml:space="preserve">Planificar con la capacidad real del equipo: se comprometieron 36 puntos y se completaron 20</w:t>
             </w:r>
           </w:p>
           <w:p>
@@ -4132,7 +4118,7 @@
                 <w:sz w:val="18"/>
                 <w:szCs w:val="18"/>
               </w:rPr>
-              <w:t>Comprometer en el Sprint 4 una capacidad cercana a la velocidad real (20 a 24 puntos por sprint) y priorizar la IA</w:t>
+              <w:t xml:space="preserve">Priorizar la IA al inicio del Sprint 4 y revisar el burndown a diario, porque el compromiso (29 puntos) supera la velocidad real (20 a 24 puntos por sprint)</w:t>
             </w:r>
           </w:p>
           <w:p>
@@ -4177,21 +4163,6 @@
         </w:tc>
       </w:tr>
     </w:tbl>
-    <w:p>
-      <w:pPr>
-        <w:spacing w:before="60" w:after="120"/>
-      </w:pPr>
-      <w:r>
-        <w:rPr>
-          <w:i/>
-          <w:iCs/>
-          <w:color w:val="595959"/>
-          <w:sz w:val="19"/>
-          <w:szCs w:val="19"/>
-        </w:rPr>
-        <w:t>Ajustar el texto a lo conversado realmente por el equipo antes de entregar.</w:t>
-      </w:r>
-    </w:p>
     <w:sectPr>
       <w:headerReference w:type="default" r:id="rId7"/>
       <w:footerReference w:type="default" r:id="rId8"/>
